--- a/e2e/fixtures/styled-content.docx
+++ b/e2e/fixtures/styled-content.docx
@@ -4,19 +4,19 @@
   <w:body>
     <w:p>
       <w:r>
-        <w:t>Normal text. </w:t>
+        <w:t xml:space="preserve">Normal text. </w:t>
       </w:r>
       <w:r>
         <w:rPr>
           <w:b/>
         </w:rPr>
-        <w:t>Bold text. </w:t>
+        <w:t xml:space="preserve">Bold text. </w:t>
       </w:r>
       <w:r>
         <w:rPr>
           <w:i/>
         </w:rPr>
-        <w:t>Italic text. </w:t>
+        <w:t xml:space="preserve">Italic text. </w:t>
       </w:r>
       <w:r>
         <w:rPr>
@@ -31,7 +31,7 @@
           <w:b/>
           <w:i/>
         </w:rPr>
-        <w:t>Bold and italic text. </w:t>
+        <w:t xml:space="preserve">Bold and italic text. </w:t>
       </w:r>
       <w:r>
         <w:rPr>
@@ -45,7 +45,7 @@
         <w:rPr>
           <w:sz w:val="36"/>
         </w:rPr>
-        <w:t>Large text (18pt). </w:t>
+        <w:t xml:space="preserve">Large text (18pt). </w:t>
       </w:r>
       <w:r>
         <w:rPr>
